--- a/tillsyn/A 3147-2026 tillsynsbegäran.docx
+++ b/tillsyn/A 3147-2026 tillsynsbegäran.docx
@@ -242,7 +242,7 @@
     <w:r>
       <w:tab/>
       <w:tab/>
-      <w:t>2026-01-20</w:t>
+      <w:t>2026-01-21</w:t>
       <w:br/>
       <w:br/>
     </w:r>

--- a/tillsyn/A 3147-2026 tillsynsbegäran.docx
+++ b/tillsyn/A 3147-2026 tillsynsbegäran.docx
@@ -242,7 +242,7 @@
     <w:r>
       <w:tab/>
       <w:tab/>
-      <w:t>2026-01-21</w:t>
+      <w:t>2026-01-23</w:t>
       <w:br/>
       <w:br/>
     </w:r>

--- a/tillsyn/A 3147-2026 tillsynsbegäran.docx
+++ b/tillsyn/A 3147-2026 tillsynsbegäran.docx
@@ -242,7 +242,7 @@
     <w:r>
       <w:tab/>
       <w:tab/>
-      <w:t>2026-01-23</w:t>
+      <w:t>2026-01-24</w:t>
       <w:br/>
       <w:br/>
     </w:r>

--- a/tillsyn/A 3147-2026 tillsynsbegäran.docx
+++ b/tillsyn/A 3147-2026 tillsynsbegäran.docx
@@ -242,7 +242,7 @@
     <w:r>
       <w:tab/>
       <w:tab/>
-      <w:t>2026-01-24</w:t>
+      <w:t>2026-01-25</w:t>
       <w:br/>
       <w:br/>
     </w:r>

--- a/tillsyn/A 3147-2026 tillsynsbegäran.docx
+++ b/tillsyn/A 3147-2026 tillsynsbegäran.docx
@@ -242,7 +242,7 @@
     <w:r>
       <w:tab/>
       <w:tab/>
-      <w:t>2026-01-25</w:t>
+      <w:t>2026-01-26</w:t>
       <w:br/>
       <w:br/>
     </w:r>

--- a/tillsyn/A 3147-2026 tillsynsbegäran.docx
+++ b/tillsyn/A 3147-2026 tillsynsbegäran.docx
@@ -242,7 +242,7 @@
     <w:r>
       <w:tab/>
       <w:tab/>
-      <w:t>2026-01-26</w:t>
+      <w:t>2026-01-27</w:t>
       <w:br/>
       <w:br/>
     </w:r>

--- a/tillsyn/A 3147-2026 tillsynsbegäran.docx
+++ b/tillsyn/A 3147-2026 tillsynsbegäran.docx
@@ -242,7 +242,7 @@
     <w:r>
       <w:tab/>
       <w:tab/>
-      <w:t>2026-01-27</w:t>
+      <w:t>2026-01-28</w:t>
       <w:br/>
       <w:br/>
     </w:r>

--- a/tillsyn/A 3147-2026 tillsynsbegäran.docx
+++ b/tillsyn/A 3147-2026 tillsynsbegäran.docx
@@ -102,6 +102,26 @@
       </w:r>
     </w:p>
     <w:p>
+      <w:r>
+        <w:rPr>
+          <w:b/>
+        </w:rPr>
+        <w:t xml:space="preserve">Spädstarr </w:t>
+      </w:r>
+      <w:r>
+        <w:t xml:space="preserve">är typisk art för </w:t>
+      </w:r>
+      <w:r>
+        <w:rPr>
+          <w:i/>
+        </w:rPr>
+        <w:t xml:space="preserve">9080 Lövsumpskog </w:t>
+      </w:r>
+      <w:r>
+        <w:t>(SLU Artdatabanken, 2025).</w:t>
+      </w:r>
+    </w:p>
+    <w:p>
       <w:pPr>
         <w:pStyle w:val="Heading1"/>
       </w:pPr>
@@ -112,6 +132,35 @@
     <w:p>
       <w:r>
         <w:t>Följande fridlysta arter har sina livsmiljöer och växtplatser i den avverkningsanmälda skogen: blåsippa (§9).</w:t>
+      </w:r>
+    </w:p>
+    <w:p>
+      <w:r>
+        <w:rPr>
+          <w:b/>
+        </w:rPr>
+        <w:t>Blåsippa (§9)</w:t>
+      </w:r>
+      <w:r>
+        <w:t xml:space="preserve"> är typisk art för </w:t>
+      </w:r>
+      <w:r>
+        <w:rPr>
+          <w:i/>
+        </w:rPr>
+        <w:t>9050 Näringsrik granskog, 9020 Nordlig ädellövskog</w:t>
+      </w:r>
+      <w:r>
+        <w:t xml:space="preserve"> och </w:t>
+      </w:r>
+      <w:r>
+        <w:rPr>
+          <w:i/>
+        </w:rPr>
+        <w:t>8240 Karsthällmarker</w:t>
+      </w:r>
+      <w:r>
+        <w:t xml:space="preserve"> (SLU Artdatabanken, 2025).</w:t>
       </w:r>
     </w:p>
     <w:sectPr>
@@ -242,7 +291,7 @@
     <w:r>
       <w:tab/>
       <w:tab/>
-      <w:t>2026-01-28</w:t>
+      <w:t>2026-01-29</w:t>
       <w:br/>
       <w:br/>
     </w:r>

--- a/tillsyn/A 3147-2026 tillsynsbegäran.docx
+++ b/tillsyn/A 3147-2026 tillsynsbegäran.docx
@@ -291,7 +291,7 @@
     <w:r>
       <w:tab/>
       <w:tab/>
-      <w:t>2026-01-29</w:t>
+      <w:t>2026-01-30</w:t>
       <w:br/>
       <w:br/>
     </w:r>

--- a/tillsyn/A 3147-2026 tillsynsbegäran.docx
+++ b/tillsyn/A 3147-2026 tillsynsbegäran.docx
@@ -291,7 +291,7 @@
     <w:r>
       <w:tab/>
       <w:tab/>
-      <w:t>2026-01-30</w:t>
+      <w:t>2026-01-31</w:t>
       <w:br/>
       <w:br/>
     </w:r>
